--- a/research-program/artifacts/dossiers/docx/Workflows.docx
+++ b/research-program/artifacts/dossiers/docx/Workflows.docx
@@ -296,7 +296,7 @@
                 <w:i w:val="0"/>
                 <w:sz w:val="22"/>
               </w:rPr>
-              <w:t>Coding agents</w:t>
+              <w:t>Coding agents (Codex, Claude)</w:t>
             </w:r>
           </w:p>
         </w:tc>
@@ -544,7 +544,7 @@
                 <w:i w:val="0"/>
                 <w:sz w:val="22"/>
               </w:rPr>
-              <w:t>Repository maintainers</w:t>
+              <w:t>Human repo owners</w:t>
             </w:r>
           </w:p>
         </w:tc>
@@ -1134,7 +1134,7 @@
           <w:i/>
           <w:sz w:val="22"/>
         </w:rPr>
-        <w:t>(Note: Downstream repositories vendor standard CI files synced from [templates/consumer-repo/](clones/Workflows/templates/consumer-repo) via [.github/sync-manifest.yml](clones/Workflows/.github/sync-manifest.yml).)</w:t>
+        <w:t>(Note: Downstream repositories vendor standard CI files synced from [templates/consumer-repo/]([LOCAL_WORKSPACE]/Workflows/templates/consumer-repo) via [.github/sync-manifest.yml]([LOCAL_WORKSPACE]/Workflows/.github/sync-manifest.yml).)</w:t>
       </w:r>
     </w:p>
     <w:p>
@@ -1514,7 +1514,7 @@
           <w:i w:val="0"/>
           <w:sz w:val="22"/>
         </w:rPr>
-        <w:t xml:space="preserve">: Consumes merged diffs and acceptance criteria to produce verdicts requiring unanimous agreement between two LLM judges in compare mode (documented defaults: two commercial LLM judges per </w:t>
+        <w:t xml:space="preserve">: Consumes merged diffs and acceptance criteria to produce verdicts requiring unanimous agreement between two LLM judges in compare mode (documented defaults: gpt-5.6-terra + claude-sonnet-5 per </w:t>
       </w:r>
       <w:hyperlink r:id="rId36">
         <w:r>
@@ -2844,7 +2844,7 @@
             <w:rFonts w:ascii="Arial" w:hAnsi="Arial"/>
             <w:sz w:val="22"/>
           </w:rPr>
-          <w:t xml:space="preserve">reusable-agent-run workflow</w:t>
+          <w:t xml:space="preserve">reusable-codex-run.yml</w:t>
         </w:r>
       </w:hyperlink>
       <w:r>
@@ -2856,7 +2856,7 @@
         </w:rPr>
         <w:t xml:space="preserve">, </w:t>
       </w:r>
-      <w:hyperlink r:id="rId60">
+      <w:hyperlink r:id="rId61">
         <w:r>
           <w:rPr>
             <w:rStyle w:val="Hyperlink"/>
@@ -2865,7 +2865,7 @@
             <w:rFonts w:ascii="Arial" w:hAnsi="Arial"/>
             <w:sz w:val="22"/>
           </w:rPr>
-          <w:t xml:space="preserve">reusable-agent-run workflow</w:t>
+          <w:t xml:space="preserve">reusable-claude-run.yml</w:t>
         </w:r>
       </w:hyperlink>
       <w:r>
@@ -2913,7 +2913,7 @@
         </w:rPr>
         <w:t xml:space="preserve">: GitHub REST/GraphQL APIs via </w:t>
       </w:r>
-      <w:hyperlink r:id="rId61">
+      <w:hyperlink r:id="rId62">
         <w:r>
           <w:rPr>
             <w:rStyle w:val="Hyperlink"/>
@@ -2999,7 +2999,7 @@
         </w:rPr>
         <w:t>: Router (</w:t>
       </w:r>
-      <w:hyperlink r:id="rId62">
+      <w:hyperlink r:id="rId63">
         <w:r>
           <w:rPr>
             <w:rStyle w:val="Hyperlink"/>
@@ -3038,7 +3038,7 @@
         </w:rPr>
         <w:t xml:space="preserve"> in </w:t>
       </w:r>
-      <w:hyperlink r:id="rId63">
+      <w:hyperlink r:id="rId64">
         <w:r>
           <w:rPr>
             <w:rStyle w:val="Hyperlink"/>
@@ -3077,7 +3077,7 @@
         </w:rPr>
         <w:t>), LangSmith tracing (</w:t>
       </w:r>
-      <w:hyperlink r:id="rId64">
+      <w:hyperlink r:id="rId65">
         <w:r>
           <w:rPr>
             <w:rStyle w:val="Hyperlink"/>
@@ -3394,7 +3394,7 @@
         </w:rPr>
         <w:t xml:space="preserve">. Developers run fast checks via </w:t>
       </w:r>
-      <w:hyperlink r:id="rId65">
+      <w:hyperlink r:id="rId66">
         <w:r>
           <w:rPr>
             <w:rStyle w:val="Hyperlink"/>
@@ -3643,7 +3643,7 @@
         </w:rPr>
         <w:t>); model profile trials run read-only (</w:t>
       </w:r>
-      <w:hyperlink r:id="rId66">
+      <w:hyperlink r:id="rId67">
         <w:r>
           <w:rPr>
             <w:rStyle w:val="Hyperlink"/>
@@ -3701,7 +3701,7 @@
         </w:rPr>
         <w:t>Detect-job output verification un-wired in Gate CI (</w:t>
       </w:r>
-      <w:hyperlink r:id="rId67">
+      <w:hyperlink r:id="rId68">
         <w:r>
           <w:rPr>
             <w:rStyle w:val="Hyperlink"/>
@@ -3789,7 +3789,7 @@
         </w:rPr>
         <w:t>Verifier remediation is advisory-only without closed-loop dispatch (</w:t>
       </w:r>
-      <w:hyperlink r:id="rId68">
+      <w:hyperlink r:id="rId69">
         <w:r>
           <w:rPr>
             <w:rStyle w:val="Hyperlink"/>
@@ -3810,7 +3810,7 @@
         </w:rPr>
         <w:t xml:space="preserve">, </w:t>
       </w:r>
-      <w:hyperlink r:id="rId69">
+      <w:hyperlink r:id="rId70">
         <w:r>
           <w:rPr>
             <w:rStyle w:val="Hyperlink"/>
@@ -3845,7 +3845,7 @@
         </w:rPr>
         <w:t>Workflows host LangSmith artifact export paused since 2026-06-13 (</w:t>
       </w:r>
-      <w:hyperlink r:id="rId70">
+      <w:hyperlink r:id="rId71">
         <w:r>
           <w:rPr>
             <w:rStyle w:val="Hyperlink"/>
@@ -3880,7 +3880,7 @@
         </w:rPr>
         <w:t>Backplane blockers in Counter_Risk (missing pandas), Manager-Database, and Inv-Man-Intake (</w:t>
       </w:r>
-      <w:hyperlink r:id="rId71">
+      <w:hyperlink r:id="rId72">
         <w:r>
           <w:rPr>
             <w:rStyle w:val="Hyperlink"/>
@@ -3915,7 +3915,7 @@
         </w:rPr>
         <w:t>Agent runner spec marks Gemini as future despite active workflow (</w:t>
       </w:r>
-      <w:hyperlink r:id="rId72">
+      <w:hyperlink r:id="rId73">
         <w:r>
           <w:rPr>
             <w:rStyle w:val="Hyperlink"/>
@@ -3972,7 +3972,7 @@
         </w:rPr>
         <w:t>: Program docs still describe P0 landing with no participant emission yet (</w:t>
       </w:r>
-      <w:hyperlink r:id="rId73">
+      <w:hyperlink r:id="rId74">
         <w:r>
           <w:rPr>
             <w:rStyle w:val="Hyperlink"/>
@@ -3993,7 +3993,7 @@
         </w:rPr>
         <w:t xml:space="preserve">, </w:t>
       </w:r>
-      <w:hyperlink r:id="rId74">
+      <w:hyperlink r:id="rId75">
         <w:r>
           <w:rPr>
             <w:rStyle w:val="Hyperlink"/>
@@ -4068,7 +4068,7 @@
         </w:rPr>
         <w:t xml:space="preserve"> entries (three cite explicit operational blockers; two defer until repo-local issues are selected) (</w:t>
       </w:r>
-      <w:hyperlink r:id="rId75">
+      <w:hyperlink r:id="rId76">
         <w:r>
           <w:rPr>
             <w:rStyle w:val="Hyperlink"/>
@@ -4130,7 +4130,7 @@
         </w:rPr>
         <w:t xml:space="preserve"> replaces four diverging implementations (</w:t>
       </w:r>
-      <w:hyperlink r:id="rId76">
+      <w:hyperlink r:id="rId77">
         <w:r>
           <w:rPr>
             <w:rStyle w:val="Hyperlink"/>
@@ -4169,7 +4169,7 @@
         </w:rPr>
         <w:t>: Remains scaffold deliverable 5 (</w:t>
       </w:r>
-      <w:hyperlink r:id="rId77">
+      <w:hyperlink r:id="rId78">
         <w:r>
           <w:rPr>
             <w:rStyle w:val="Hyperlink"/>
@@ -4213,7 +4213,7 @@
         </w:rPr>
         <w:t>: README depicts automated issue-to-merge with verifier follow-up (</w:t>
       </w:r>
-      <w:hyperlink r:id="rId78">
+      <w:hyperlink r:id="rId79">
         <w:r>
           <w:rPr>
             <w:rStyle w:val="Hyperlink"/>
@@ -4288,7 +4288,7 @@
         </w:rPr>
         <w:t>); automatic follow-up issue creation is explicitly a non-goal (</w:t>
       </w:r>
-      <w:hyperlink r:id="rId69">
+      <w:hyperlink r:id="rId70">
         <w:r>
           <w:rPr>
             <w:rStyle w:val="Hyperlink"/>
@@ -4309,7 +4309,7 @@
         </w:rPr>
         <w:t xml:space="preserve">, </w:t>
       </w:r>
-      <w:hyperlink r:id="rId68">
+      <w:hyperlink r:id="rId69">
         <w:r>
           <w:rPr>
             <w:rStyle w:val="Hyperlink"/>
@@ -4353,7 +4353,7 @@
         </w:rPr>
         <w:t>: Docs cite live verifier and pipeline metrics (</w:t>
       </w:r>
-      <w:hyperlink r:id="rId79">
+      <w:hyperlink r:id="rId80">
         <w:r>
           <w:rPr>
             <w:rStyle w:val="Hyperlink"/>
@@ -4410,7 +4410,7 @@
         </w:rPr>
         <w:t xml:space="preserve"> artifact export is paused since 2026-06-13 to stop zero-signal churn (cloud LangSmith tracing remains active per registry note) (</w:t>
       </w:r>
-      <w:hyperlink r:id="rId70">
+      <w:hyperlink r:id="rId71">
         <w:r>
           <w:rPr>
             <w:rStyle w:val="Hyperlink"/>
@@ -4472,7 +4472,7 @@
         </w:rPr>
         <w:t>: Files are intentionally broken CI autofix test fixtures excluded from coverage (</w:t>
       </w:r>
-      <w:hyperlink r:id="rId80">
+      <w:hyperlink r:id="rId81">
         <w:r>
           <w:rPr>
             <w:rStyle w:val="Hyperlink"/>
@@ -4493,7 +4493,7 @@
         </w:rPr>
         <w:t xml:space="preserve">, </w:t>
       </w:r>
-      <w:hyperlink r:id="rId81">
+      <w:hyperlink r:id="rId82">
         <w:r>
           <w:rPr>
             <w:rStyle w:val="Hyperlink"/>
@@ -4604,7 +4604,7 @@
         </w:rPr>
         <w:t xml:space="preserve"> in </w:t>
       </w:r>
-      <w:hyperlink r:id="rId82">
+      <w:hyperlink r:id="rId83">
         <w:r>
           <w:rPr>
             <w:rStyle w:val="Hyperlink"/>
@@ -4827,7 +4827,7 @@
         </w:rPr>
         <w:t xml:space="preserve"> (</w:t>
       </w:r>
-      <w:hyperlink r:id="rId83">
+      <w:hyperlink r:id="rId84">
         <w:r>
           <w:rPr>
             <w:rStyle w:val="Hyperlink"/>
@@ -4920,7 +4920,7 @@
         </w:rPr>
         <w:t xml:space="preserve"> (</w:t>
       </w:r>
-      <w:hyperlink r:id="rId84">
+      <w:hyperlink r:id="rId85">
         <w:r>
           <w:rPr>
             <w:rStyle w:val="Hyperlink"/>
@@ -4964,7 +4964,7 @@
         </w:rPr>
         <w:t xml:space="preserve"> (</w:t>
       </w:r>
-      <w:hyperlink r:id="rId85">
+      <w:hyperlink r:id="rId86">
         <w:r>
           <w:rPr>
             <w:rStyle w:val="Hyperlink"/>
@@ -5088,7 +5088,7 @@
         </w:rPr>
         <w:t xml:space="preserve"> (</w:t>
       </w:r>
-      <w:hyperlink r:id="rId86">
+      <w:hyperlink r:id="rId87">
         <w:r>
           <w:rPr>
             <w:rStyle w:val="Hyperlink"/>
@@ -5220,7 +5220,7 @@
         </w:rPr>
         <w:t xml:space="preserve"> (</w:t>
       </w:r>
-      <w:hyperlink r:id="rId61">
+      <w:hyperlink r:id="rId62">
         <w:r>
           <w:rPr>
             <w:rStyle w:val="Hyperlink"/>
@@ -5468,7 +5468,7 @@
         </w:rPr>
         <w:t xml:space="preserve"> (</w:t>
       </w:r>
-      <w:hyperlink r:id="rId71">
+      <w:hyperlink r:id="rId72">
         <w:r>
           <w:rPr>
             <w:rStyle w:val="Hyperlink"/>
@@ -5503,7 +5503,7 @@
         </w:rPr>
         <w:t xml:space="preserve">Resume host LangSmith artifact export in </w:t>
       </w:r>
-      <w:hyperlink r:id="rId70">
+      <w:hyperlink r:id="rId71">
         <w:r>
           <w:rPr>
             <w:rStyle w:val="Hyperlink"/>
@@ -5559,7 +5559,7 @@
         </w:rPr>
         <w:t xml:space="preserve"> (</w:t>
       </w:r>
-      <w:hyperlink r:id="rId67">
+      <w:hyperlink r:id="rId68">
         <w:r>
           <w:rPr>
             <w:rStyle w:val="Hyperlink"/>
@@ -5625,7 +5625,7 @@
         </w:rPr>
         <w:t xml:space="preserve"> (</w:t>
       </w:r>
-      <w:hyperlink r:id="rId87">
+      <w:hyperlink r:id="rId88">
         <w:r>
           <w:rPr>
             <w:rStyle w:val="Hyperlink"/>
@@ -5660,7 +5660,7 @@
         </w:rPr>
         <w:t xml:space="preserve">Upgrade </w:t>
       </w:r>
-      <w:hyperlink r:id="rId88">
+      <w:hyperlink r:id="rId89">
         <w:r>
           <w:rPr>
             <w:rStyle w:val="Hyperlink"/>
@@ -5681,7 +5681,7 @@
         </w:rPr>
         <w:t xml:space="preserve"> from quarantine telemetry to automated model scoring (</w:t>
       </w:r>
-      <w:hyperlink r:id="rId66">
+      <w:hyperlink r:id="rId67">
         <w:r>
           <w:rPr>
             <w:rStyle w:val="Hyperlink"/>
@@ -5770,7 +5770,7 @@
         </w:rPr>
         <w:t xml:space="preserve"> (</w:t>
       </w:r>
-      <w:hyperlink r:id="rId83">
+      <w:hyperlink r:id="rId84">
         <w:r>
           <w:rPr>
             <w:rStyle w:val="Hyperlink"/>
@@ -5925,10 +5925,10 @@
         <w:rPr>
           <w:rFonts w:ascii="Arial" w:hAnsi="Arial"/>
           <w:b w:val="0"/>
-          <w:i/>
+          <w:i w:val="0"/>
           <w:sz w:val="22"/>
         </w:rPr>
-        <w:t>Evidence-checked against source repositories; verification metadata omitted from work bundle.</w:t>
+        <w:t>Verified 2026-09-04T18:06:00Z by composer: 38 claims checked, 12 corrected, 1 unverifiable</w:t>
       </w:r>
     </w:p>
     <w:sectPr>
